--- a/source/Documentation/ML 2425-04 Implement the visualization of permanence value (Team permanence_pixels).docx
+++ b/source/Documentation/ML 2425-04 Implement the visualization of permanence value (Team permanence_pixels).docx
@@ -4512,10 +4512,10 @@
         </w:rPr>
         <w:lastRenderedPageBreak/>
         <w:drawing>
-          <wp:inline distT="0" distB="0" distL="0" distR="0" wp14:anchorId="3772733A" wp14:editId="03E8E4F4">
-            <wp:extent cx="2975610" cy="3199130"/>
-            <wp:effectExtent l="0" t="0" r="0" b="1270"/>
-            <wp:docPr id="1900407830" name="Picture 13" descr="A screenshot of a computer&#10;&#10;AI-generated content may be incorrect."/>
+          <wp:inline distT="0" distB="0" distL="0" distR="0" wp14:anchorId="68C9BD41" wp14:editId="33984400">
+            <wp:extent cx="2975610" cy="3153410"/>
+            <wp:effectExtent l="0" t="0" r="0" b="8890"/>
+            <wp:docPr id="1458180141" name="Picture 1" descr="A screenshot of a computer screen&#10;&#10;AI-generated content may be incorrect."/>
             <wp:cNvGraphicFramePr>
               <a:graphicFrameLocks xmlns:a="http://schemas.openxmlformats.org/drawingml/2006/main" noChangeAspect="1"/>
             </wp:cNvGraphicFramePr>
@@ -4523,7 +4523,7 @@
               <a:graphicData uri="http://schemas.openxmlformats.org/drawingml/2006/picture">
                 <pic:pic xmlns:pic="http://schemas.openxmlformats.org/drawingml/2006/picture">
                   <pic:nvPicPr>
-                    <pic:cNvPr id="1900407830" name="Picture 13" descr="A screenshot of a computer&#10;&#10;AI-generated content may be incorrect."/>
+                    <pic:cNvPr id="1458180141" name="Picture 1" descr="A screenshot of a computer screen&#10;&#10;AI-generated content may be incorrect."/>
                     <pic:cNvPicPr/>
                   </pic:nvPicPr>
                   <pic:blipFill>
@@ -4541,7 +4541,7 @@
                   <pic:spPr>
                     <a:xfrm>
                       <a:off x="0" y="0"/>
-                      <a:ext cx="2975610" cy="3199130"/>
+                      <a:ext cx="2975610" cy="3153410"/>
                     </a:xfrm>
                     <a:prstGeom prst="rect">
                       <a:avLst/>
@@ -7541,7 +7541,7 @@
         </w:rPr>
         <w:lastRenderedPageBreak/>
         <w:drawing>
-          <wp:inline distT="0" distB="0" distL="0" distR="0" wp14:anchorId="7560DD3A" wp14:editId="55484879">
+          <wp:inline distT="0" distB="0" distL="0" distR="0" wp14:anchorId="7560DD3A" wp14:editId="737574A9">
             <wp:extent cx="2975610" cy="4463415"/>
             <wp:effectExtent l="0" t="0" r="0" b="0"/>
             <wp:docPr id="77742571" name="Picture 2" descr="A close up of a graph&#10;&#10;AI-generated content may be incorrect."/>
